--- a/OIMAS-N/OIMAS_model_description.docx
+++ b/OIMAS-N/OIMAS_model_description.docx
@@ -724,14 +724,7 @@
           <w:rFonts w:eastAsiaTheme="minorEastAsia"/>
           <w:lang w:val="en-GB"/>
         </w:rPr>
-        <w:t xml:space="preserve"> </w:t>
-      </w:r>
-      <w:r>
-        <w:rPr>
-          <w:rFonts w:eastAsiaTheme="minorEastAsia"/>
-          <w:lang w:val="en-GB"/>
-        </w:rPr>
-        <w:t>[kg]</w:t>
+        <w:t xml:space="preserve"> [kg]</w:t>
       </w:r>
       <w:r>
         <w:rPr>
@@ -793,14 +786,7 @@
           <w:rFonts w:eastAsiaTheme="minorEastAsia"/>
           <w:lang w:val="en-GB"/>
         </w:rPr>
-        <w:t xml:space="preserve"> </w:t>
-      </w:r>
-      <w:r>
-        <w:rPr>
-          <w:rFonts w:eastAsiaTheme="minorEastAsia"/>
-          <w:lang w:val="en-GB"/>
-        </w:rPr>
-        <w:t xml:space="preserve">[kg </w:t>
+        <w:t xml:space="preserve"> [kg </w:t>
       </w:r>
       <w:r>
         <w:rPr>
@@ -1064,14 +1050,7 @@
                   <w:rFonts w:ascii="Cambria Math" w:hAnsi="Cambria Math"/>
                   <w:lang w:val="en-GB"/>
                 </w:rPr>
-                <m:t>b</m:t>
-              </m:r>
-              <m:r>
-                <w:rPr>
-                  <w:rFonts w:ascii="Cambria Math" w:hAnsi="Cambria Math"/>
-                  <w:lang w:val="en-GB"/>
-                </w:rPr>
-                <m:t>g</m:t>
+                <m:t>bg</m:t>
               </m:r>
             </m:sub>
           </m:sSub>
@@ -1220,23 +1199,7 @@
           <w:rFonts w:eastAsiaTheme="minorEastAsia"/>
           <w:lang w:val="en-GB"/>
         </w:rPr>
-        <w:t xml:space="preserve">Previously, this root-shoot </w:t>
-      </w:r>
-      <w:proofErr w:type="spellStart"/>
-      <w:r>
-        <w:rPr>
-          <w:rFonts w:eastAsiaTheme="minorEastAsia"/>
-          <w:lang w:val="en-GB"/>
-        </w:rPr>
-        <w:t xml:space="preserve">ratio </w:t>
-      </w:r>
-      <w:proofErr w:type="spellEnd"/>
-      <w:r>
-        <w:rPr>
-          <w:rFonts w:eastAsiaTheme="minorEastAsia"/>
-          <w:lang w:val="en-GB"/>
-        </w:rPr>
-        <w:t xml:space="preserve">has been considered to be constant over time (Mudd et al., 2009; Bruns et al., 2025). However, this is not necessarily the case for the species considered here. In figure 2.1, we illustrate estimated above-ground vs. below-ground biomass dynamics over the seasons, implying that root-shoot </w:t>
+        <w:t xml:space="preserve">Previously, this root-shoot ratio has been considered to be constant over time (Mudd et al., 2009; Bruns et al., 2025). However, this is not necessarily the case for the species considered here. In figure 2.1, we illustrate estimated above-ground vs. below-ground biomass dynamics over the seasons, implying that root-shoot </w:t>
       </w:r>
       <w:proofErr w:type="gramStart"/>
       <w:r>
@@ -1451,14 +1414,7 @@
           <w:rFonts w:eastAsiaTheme="minorEastAsia"/>
           <w:lang w:val="en-GB"/>
         </w:rPr>
-        <w:t xml:space="preserve">is below-ground biomass per unit volume </w:t>
-      </w:r>
-      <w:r>
-        <w:rPr>
-          <w:rFonts w:eastAsiaTheme="minorEastAsia"/>
-          <w:lang w:val="en-GB"/>
-        </w:rPr>
-        <w:t xml:space="preserve">[kg </w:t>
+        <w:t xml:space="preserve">is below-ground biomass per unit volume [kg </w:t>
       </w:r>
       <w:r>
         <w:rPr>
@@ -1488,14 +1444,7 @@
           <w:rFonts w:eastAsiaTheme="minorEastAsia"/>
           <w:lang w:val="en-GB"/>
         </w:rPr>
-        <w:t>]</w:t>
-      </w:r>
-      <w:r>
-        <w:rPr>
-          <w:rFonts w:eastAsiaTheme="minorEastAsia"/>
-          <w:lang w:val="en-GB"/>
-        </w:rPr>
-        <w:t>,</w:t>
+        <w:t>],</w:t>
       </w:r>
       <w:r>
         <w:rPr>
@@ -1594,14 +1543,7 @@
           <w:rFonts w:eastAsiaTheme="minorEastAsia"/>
           <w:lang w:val="en-GB"/>
         </w:rPr>
-        <w:t xml:space="preserve">] </w:t>
-      </w:r>
-      <w:r>
-        <w:rPr>
-          <w:rFonts w:eastAsiaTheme="minorEastAsia"/>
-          <w:lang w:val="en-GB"/>
-        </w:rPr>
-        <w:t xml:space="preserve"> </w:t>
+        <w:t xml:space="preserve">]  </w:t>
       </w:r>
       <w:r>
         <w:rPr>
@@ -1644,14 +1586,7 @@
                 <w:rFonts w:ascii="Cambria Math" w:hAnsi="Cambria Math"/>
                 <w:lang w:val="en-GB"/>
               </w:rPr>
-              <m:t>-</m:t>
-            </m:r>
-            <m:r>
-              <w:rPr>
-                <w:rFonts w:ascii="Cambria Math" w:hAnsi="Cambria Math"/>
-                <w:lang w:val="en-GB"/>
-              </w:rPr>
-              <m:t>1</m:t>
+              <m:t>-1</m:t>
             </m:r>
           </m:sup>
         </m:sSup>
@@ -1661,21 +1596,7 @@
           <w:rFonts w:eastAsiaTheme="minorEastAsia"/>
           <w:lang w:val="en-GB"/>
         </w:rPr>
-        <w:t xml:space="preserve"> </w:t>
-      </w:r>
-      <w:r>
-        <w:rPr>
-          <w:rFonts w:eastAsiaTheme="minorEastAsia"/>
-          <w:lang w:val="en-GB"/>
-        </w:rPr>
-        <w:t>[m]</w:t>
-      </w:r>
-      <w:r>
-        <w:rPr>
-          <w:rFonts w:eastAsiaTheme="minorEastAsia"/>
-          <w:lang w:val="en-GB"/>
-        </w:rPr>
-        <w:t>.</w:t>
+        <w:t xml:space="preserve"> [m].</w:t>
       </w:r>
       <w:r>
         <w:rPr>
@@ -1742,6 +1663,7 @@
       <w:r>
         <w:rPr>
           <w:rFonts w:eastAsiaTheme="minorEastAsia"/>
+          <w:noProof/>
           <w:lang w:val="en-GB"/>
         </w:rPr>
         <w:lastRenderedPageBreak/>
@@ -1846,6 +1768,132 @@
     </w:p>
     <w:p>
       <w:pPr>
+        <w:jc w:val="both"/>
+        <w:rPr>
+          <w:rFonts w:eastAsiaTheme="minorEastAsia"/>
+          <w:i/>
+          <w:iCs/>
+          <w:color w:val="156082" w:themeColor="accent1"/>
+          <w:lang w:val="en-GB"/>
+        </w:rPr>
+      </w:pPr>
+    </w:p>
+    <w:p>
+      <w:pPr>
+        <w:jc w:val="both"/>
+        <w:rPr>
+          <w:rFonts w:eastAsiaTheme="minorEastAsia"/>
+          <w:i/>
+          <w:iCs/>
+          <w:color w:val="156082" w:themeColor="accent1"/>
+          <w:lang w:val="en-GB"/>
+        </w:rPr>
+      </w:pPr>
+      <w:r>
+        <w:rPr>
+          <w:rFonts w:eastAsiaTheme="minorEastAsia"/>
+          <w:i/>
+          <w:iCs/>
+          <w:noProof/>
+          <w:color w:val="156082" w:themeColor="accent1"/>
+          <w:lang w:val="en-GB"/>
+        </w:rPr>
+        <w:drawing>
+          <wp:inline distT="0" distB="0" distL="0" distR="0" wp14:anchorId="5A7B8E5B" wp14:editId="7F2236A9">
+            <wp:extent cx="4565374" cy="2200241"/>
+            <wp:effectExtent l="0" t="0" r="0" b="0"/>
+            <wp:docPr id="34969971" name="Picture 1"/>
+            <wp:cNvGraphicFramePr>
+              <a:graphicFrameLocks xmlns:a="http://schemas.openxmlformats.org/drawingml/2006/main" noChangeAspect="1"/>
+            </wp:cNvGraphicFramePr>
+            <a:graphic xmlns:a="http://schemas.openxmlformats.org/drawingml/2006/main">
+              <a:graphicData uri="http://schemas.openxmlformats.org/drawingml/2006/picture">
+                <pic:pic xmlns:pic="http://schemas.openxmlformats.org/drawingml/2006/picture">
+                  <pic:nvPicPr>
+                    <pic:cNvPr id="34969971" name=""/>
+                    <pic:cNvPicPr/>
+                  </pic:nvPicPr>
+                  <pic:blipFill>
+                    <a:blip r:embed="rId9"/>
+                    <a:stretch>
+                      <a:fillRect/>
+                    </a:stretch>
+                  </pic:blipFill>
+                  <pic:spPr>
+                    <a:xfrm>
+                      <a:off x="0" y="0"/>
+                      <a:ext cx="4573024" cy="2203928"/>
+                    </a:xfrm>
+                    <a:prstGeom prst="rect">
+                      <a:avLst/>
+                    </a:prstGeom>
+                  </pic:spPr>
+                </pic:pic>
+              </a:graphicData>
+            </a:graphic>
+          </wp:inline>
+        </w:drawing>
+      </w:r>
+    </w:p>
+    <w:p>
+      <w:pPr>
+        <w:jc w:val="both"/>
+        <w:rPr>
+          <w:rFonts w:eastAsiaTheme="minorEastAsia"/>
+          <w:i/>
+          <w:iCs/>
+          <w:color w:val="156082" w:themeColor="accent1"/>
+          <w:lang w:val="en-GB"/>
+        </w:rPr>
+      </w:pPr>
+      <w:r>
+        <w:rPr>
+          <w:rFonts w:eastAsiaTheme="minorEastAsia"/>
+          <w:i/>
+          <w:iCs/>
+          <w:noProof/>
+          <w:color w:val="156082" w:themeColor="accent1"/>
+          <w:lang w:val="en-GB"/>
+        </w:rPr>
+        <w:drawing>
+          <wp:inline distT="0" distB="0" distL="0" distR="0" wp14:anchorId="6CAFEC2F" wp14:editId="1CED4B86">
+            <wp:extent cx="3021496" cy="2225449"/>
+            <wp:effectExtent l="0" t="0" r="1270" b="0"/>
+            <wp:docPr id="69773466" name="Picture 1"/>
+            <wp:cNvGraphicFramePr>
+              <a:graphicFrameLocks xmlns:a="http://schemas.openxmlformats.org/drawingml/2006/main" noChangeAspect="1"/>
+            </wp:cNvGraphicFramePr>
+            <a:graphic xmlns:a="http://schemas.openxmlformats.org/drawingml/2006/main">
+              <a:graphicData uri="http://schemas.openxmlformats.org/drawingml/2006/picture">
+                <pic:pic xmlns:pic="http://schemas.openxmlformats.org/drawingml/2006/picture">
+                  <pic:nvPicPr>
+                    <pic:cNvPr id="69773466" name=""/>
+                    <pic:cNvPicPr/>
+                  </pic:nvPicPr>
+                  <pic:blipFill>
+                    <a:blip r:embed="rId10"/>
+                    <a:stretch>
+                      <a:fillRect/>
+                    </a:stretch>
+                  </pic:blipFill>
+                  <pic:spPr>
+                    <a:xfrm>
+                      <a:off x="0" y="0"/>
+                      <a:ext cx="3030359" cy="2231977"/>
+                    </a:xfrm>
+                    <a:prstGeom prst="rect">
+                      <a:avLst/>
+                    </a:prstGeom>
+                  </pic:spPr>
+                </pic:pic>
+              </a:graphicData>
+            </a:graphic>
+          </wp:inline>
+        </w:drawing>
+      </w:r>
+    </w:p>
+    <w:p>
+      <w:pPr>
         <w:rPr>
           <w:rFonts w:eastAsiaTheme="minorEastAsia"/>
           <w:lang w:val="en-GB"/>
@@ -1859,7 +1907,7 @@
         </w:rPr>
         <w:lastRenderedPageBreak/>
         <w:drawing>
-          <wp:inline distT="0" distB="0" distL="0" distR="0" wp14:anchorId="6F5D40B1" wp14:editId="7052D0CE">
+          <wp:inline distT="0" distB="0" distL="0" distR="0" wp14:anchorId="6F5D40B1" wp14:editId="29377AA2">
             <wp:extent cx="5731510" cy="7164705"/>
             <wp:effectExtent l="0" t="0" r="0" b="0"/>
             <wp:docPr id="1629097314" name="Picture 4" descr="A chart of different colored lines&#10;&#10;AI-generated content may be incorrect."/>
@@ -1874,7 +1922,7 @@
                     <pic:cNvPicPr/>
                   </pic:nvPicPr>
                   <pic:blipFill>
-                    <a:blip r:embed="rId9" cstate="print">
+                    <a:blip r:embed="rId11" cstate="print">
                       <a:extLst>
                         <a:ext uri="{28A0092B-C50C-407E-A947-70E740481C1C}">
                           <a14:useLocalDpi xmlns:a14="http://schemas.microsoft.com/office/drawing/2010/main" val="0"/>
@@ -4962,7 +5010,7 @@
                     <pic:cNvPicPr/>
                   </pic:nvPicPr>
                   <pic:blipFill>
-                    <a:blip r:embed="rId10"/>
+                    <a:blip r:embed="rId12"/>
                     <a:stretch>
                       <a:fillRect/>
                     </a:stretch>
@@ -6908,6 +6956,7 @@
           <w:lang w:val="en-US"/>
         </w:rPr>
       </w:pPr>
+      <w:proofErr w:type="spellStart"/>
       <w:r>
         <w:rPr>
           <w:rFonts w:ascii="Cambria Math" w:eastAsiaTheme="minorEastAsia" w:hAnsi="Cambria Math"/>
@@ -6927,6 +6976,7 @@
         </w:rPr>
         <w:t>min</w:t>
       </w:r>
+      <w:proofErr w:type="spellEnd"/>
       <w:r>
         <w:rPr>
           <w:rFonts w:eastAsiaTheme="minorEastAsia"/>
@@ -7223,6 +7273,7 @@
         </w:rPr>
         <w:t xml:space="preserve">was assumed to equal 1, after Mudd et al. (2009) as sensitivity of calibrated </w:t>
       </w:r>
+      <w:proofErr w:type="spellStart"/>
       <w:r>
         <w:rPr>
           <w:rFonts w:ascii="Cambria Math" w:eastAsiaTheme="minorEastAsia" w:hAnsi="Cambria Math"/>
@@ -7242,6 +7293,7 @@
         </w:rPr>
         <w:t>min</w:t>
       </w:r>
+      <w:proofErr w:type="spellEnd"/>
       <w:r>
         <w:rPr>
           <w:rFonts w:eastAsiaTheme="minorEastAsia"/>
@@ -7408,7 +7460,7 @@
                     <pic:cNvPicPr/>
                   </pic:nvPicPr>
                   <pic:blipFill>
-                    <a:blip r:embed="rId11"/>
+                    <a:blip r:embed="rId13"/>
                     <a:stretch>
                       <a:fillRect/>
                     </a:stretch>
@@ -7703,7 +7755,7 @@
                     <pic:cNvPicPr/>
                   </pic:nvPicPr>
                   <pic:blipFill>
-                    <a:blip r:embed="rId12"/>
+                    <a:blip r:embed="rId14"/>
                     <a:stretch>
                       <a:fillRect/>
                     </a:stretch>
@@ -8073,32 +8125,273 @@
     </w:p>
     <w:p>
       <w:pPr>
-        <w:jc w:val="both"/>
-        <w:rPr>
-          <w:rFonts w:eastAsiaTheme="minorEastAsia"/>
-          <w:lang w:val="en-GB"/>
-        </w:rPr>
-      </w:pPr>
-      <w:r>
-        <w:rPr>
-          <w:rFonts w:eastAsiaTheme="minorEastAsia"/>
-          <w:lang w:val="en-GB"/>
-        </w:rPr>
-        <w:t xml:space="preserve"> </w:t>
-      </w:r>
-      <w:r>
-        <w:rPr>
-          <w:rFonts w:eastAsiaTheme="minorEastAsia"/>
-          <w:lang w:val="en-GB"/>
-        </w:rPr>
+        <w:pStyle w:val="Heading1"/>
+      </w:pPr>
+      <w:r>
+        <w:t>Sedimentation</w:t>
+      </w:r>
+    </w:p>
+    <w:p>
+      <w:r>
+        <w:t>MARSED (Temmerman et al. 2003,2004)</w:t>
+      </w:r>
+    </w:p>
+    <w:p/>
+    <w:p>
+      <w:r>
+        <w:t>For Kloosterzande – Baalhoek (2025 data)</w:t>
+      </w:r>
+    </w:p>
+    <w:p>
+      <w:r>
+        <w:t>MHW = 4.936 m TAW</w:t>
+      </w:r>
+    </w:p>
+    <w:p>
+      <w:r>
+        <w:t>MHHW = 4.999 m TAW</w:t>
+      </w:r>
+    </w:p>
+    <w:p/>
+    <w:p>
+      <w:r>
+        <w:t>Average tide:</w:t>
+      </w:r>
+    </w:p>
+    <w:p>
+      <w:r>
+        <w:rPr>
+          <w:noProof/>
+        </w:rPr>
+        <w:drawing>
+          <wp:inline distT="0" distB="0" distL="0" distR="0" wp14:anchorId="5674DCE3" wp14:editId="5C4AE055">
+            <wp:extent cx="3670300" cy="2743200"/>
+            <wp:effectExtent l="0" t="0" r="0" b="0"/>
+            <wp:docPr id="651475609" name="Picture 1"/>
+            <wp:cNvGraphicFramePr>
+              <a:graphicFrameLocks xmlns:a="http://schemas.openxmlformats.org/drawingml/2006/main" noChangeAspect="1"/>
+            </wp:cNvGraphicFramePr>
+            <a:graphic xmlns:a="http://schemas.openxmlformats.org/drawingml/2006/main">
+              <a:graphicData uri="http://schemas.openxmlformats.org/drawingml/2006/picture">
+                <pic:pic xmlns:pic="http://schemas.openxmlformats.org/drawingml/2006/picture">
+                  <pic:nvPicPr>
+                    <pic:cNvPr id="651475609" name=""/>
+                    <pic:cNvPicPr/>
+                  </pic:nvPicPr>
+                  <pic:blipFill>
+                    <a:blip r:embed="rId15"/>
+                    <a:stretch>
+                      <a:fillRect/>
+                    </a:stretch>
+                  </pic:blipFill>
+                  <pic:spPr>
+                    <a:xfrm>
+                      <a:off x="0" y="0"/>
+                      <a:ext cx="3670300" cy="2743200"/>
+                    </a:xfrm>
+                    <a:prstGeom prst="rect">
+                      <a:avLst/>
+                    </a:prstGeom>
+                  </pic:spPr>
+                </pic:pic>
+              </a:graphicData>
+            </a:graphic>
+          </wp:inline>
+        </w:drawing>
+      </w:r>
+    </w:p>
+    <w:p>
+      <w:r>
+        <w:lastRenderedPageBreak/>
+        <w:t>Distribution of high water events</w:t>
+      </w:r>
+      <w:r>
+        <w:t xml:space="preserve"> (calculated at Kloosterzande based on the data of 2025)</w:t>
+      </w:r>
+      <w:r>
+        <w:t>:</w:t>
+      </w:r>
+    </w:p>
+    <w:p>
+      <w:r>
+        <w:rPr>
+          <w:noProof/>
+        </w:rPr>
+        <w:drawing>
+          <wp:inline distT="0" distB="0" distL="0" distR="0" wp14:anchorId="6AD3DBB4" wp14:editId="0B278FF2">
+            <wp:extent cx="5731510" cy="4476750"/>
+            <wp:effectExtent l="0" t="0" r="0" b="6350"/>
+            <wp:docPr id="1845539500" name="Picture 1"/>
+            <wp:cNvGraphicFramePr>
+              <a:graphicFrameLocks xmlns:a="http://schemas.openxmlformats.org/drawingml/2006/main" noChangeAspect="1"/>
+            </wp:cNvGraphicFramePr>
+            <a:graphic xmlns:a="http://schemas.openxmlformats.org/drawingml/2006/main">
+              <a:graphicData uri="http://schemas.openxmlformats.org/drawingml/2006/picture">
+                <pic:pic xmlns:pic="http://schemas.openxmlformats.org/drawingml/2006/picture">
+                  <pic:nvPicPr>
+                    <pic:cNvPr id="1845539500" name=""/>
+                    <pic:cNvPicPr/>
+                  </pic:nvPicPr>
+                  <pic:blipFill>
+                    <a:blip r:embed="rId16"/>
+                    <a:stretch>
+                      <a:fillRect/>
+                    </a:stretch>
+                  </pic:blipFill>
+                  <pic:spPr>
+                    <a:xfrm>
+                      <a:off x="0" y="0"/>
+                      <a:ext cx="5731510" cy="4476750"/>
+                    </a:xfrm>
+                    <a:prstGeom prst="rect">
+                      <a:avLst/>
+                    </a:prstGeom>
+                  </pic:spPr>
+                </pic:pic>
+              </a:graphicData>
+            </a:graphic>
+          </wp:inline>
+        </w:drawing>
+      </w:r>
+    </w:p>
+    <w:p/>
+    <w:p>
+      <w:r>
+        <w:rPr>
+          <w:noProof/>
+        </w:rPr>
+        <w:lastRenderedPageBreak/>
+        <w:drawing>
+          <wp:inline distT="0" distB="0" distL="0" distR="0" wp14:anchorId="404F2908" wp14:editId="58143B59">
+            <wp:extent cx="5731510" cy="4315460"/>
+            <wp:effectExtent l="0" t="0" r="0" b="2540"/>
+            <wp:docPr id="23988285" name="Picture 1"/>
+            <wp:cNvGraphicFramePr>
+              <a:graphicFrameLocks xmlns:a="http://schemas.openxmlformats.org/drawingml/2006/main" noChangeAspect="1"/>
+            </wp:cNvGraphicFramePr>
+            <a:graphic xmlns:a="http://schemas.openxmlformats.org/drawingml/2006/main">
+              <a:graphicData uri="http://schemas.openxmlformats.org/drawingml/2006/picture">
+                <pic:pic xmlns:pic="http://schemas.openxmlformats.org/drawingml/2006/picture">
+                  <pic:nvPicPr>
+                    <pic:cNvPr id="23988285" name=""/>
+                    <pic:cNvPicPr/>
+                  </pic:nvPicPr>
+                  <pic:blipFill>
+                    <a:blip r:embed="rId17"/>
+                    <a:stretch>
+                      <a:fillRect/>
+                    </a:stretch>
+                  </pic:blipFill>
+                  <pic:spPr>
+                    <a:xfrm>
+                      <a:off x="0" y="0"/>
+                      <a:ext cx="5731510" cy="4315460"/>
+                    </a:xfrm>
+                    <a:prstGeom prst="rect">
+                      <a:avLst/>
+                    </a:prstGeom>
+                  </pic:spPr>
+                </pic:pic>
+              </a:graphicData>
+            </a:graphic>
+          </wp:inline>
+        </w:drawing>
+      </w:r>
+    </w:p>
+    <w:p>
+      <w:r>
+        <w:rPr>
+          <w:noProof/>
+        </w:rPr>
+        <w:drawing>
+          <wp:inline distT="0" distB="0" distL="0" distR="0" wp14:anchorId="3074ED13" wp14:editId="64AECA23">
+            <wp:extent cx="5731510" cy="4288790"/>
+            <wp:effectExtent l="0" t="0" r="0" b="3810"/>
+            <wp:docPr id="1239387955" name="Picture 1"/>
+            <wp:cNvGraphicFramePr>
+              <a:graphicFrameLocks xmlns:a="http://schemas.openxmlformats.org/drawingml/2006/main" noChangeAspect="1"/>
+            </wp:cNvGraphicFramePr>
+            <a:graphic xmlns:a="http://schemas.openxmlformats.org/drawingml/2006/main">
+              <a:graphicData uri="http://schemas.openxmlformats.org/drawingml/2006/picture">
+                <pic:pic xmlns:pic="http://schemas.openxmlformats.org/drawingml/2006/picture">
+                  <pic:nvPicPr>
+                    <pic:cNvPr id="1239387955" name=""/>
+                    <pic:cNvPicPr/>
+                  </pic:nvPicPr>
+                  <pic:blipFill>
+                    <a:blip r:embed="rId18"/>
+                    <a:stretch>
+                      <a:fillRect/>
+                    </a:stretch>
+                  </pic:blipFill>
+                  <pic:spPr>
+                    <a:xfrm>
+                      <a:off x="0" y="0"/>
+                      <a:ext cx="5731510" cy="4288790"/>
+                    </a:xfrm>
+                    <a:prstGeom prst="rect">
+                      <a:avLst/>
+                    </a:prstGeom>
+                  </pic:spPr>
+                </pic:pic>
+              </a:graphicData>
+            </a:graphic>
+          </wp:inline>
+        </w:drawing>
+      </w:r>
+    </w:p>
+    <w:p>
+      <w:r>
+        <w:rPr>
+          <w:noProof/>
+        </w:rPr>
+        <w:lastRenderedPageBreak/>
+        <w:drawing>
+          <wp:inline distT="0" distB="0" distL="0" distR="0" wp14:anchorId="159617AD" wp14:editId="27CBBB76">
+            <wp:extent cx="5731510" cy="4034155"/>
+            <wp:effectExtent l="0" t="0" r="0" b="4445"/>
+            <wp:docPr id="1377725709" name="Picture 1"/>
+            <wp:cNvGraphicFramePr>
+              <a:graphicFrameLocks xmlns:a="http://schemas.openxmlformats.org/drawingml/2006/main" noChangeAspect="1"/>
+            </wp:cNvGraphicFramePr>
+            <a:graphic xmlns:a="http://schemas.openxmlformats.org/drawingml/2006/main">
+              <a:graphicData uri="http://schemas.openxmlformats.org/drawingml/2006/picture">
+                <pic:pic xmlns:pic="http://schemas.openxmlformats.org/drawingml/2006/picture">
+                  <pic:nvPicPr>
+                    <pic:cNvPr id="1377725709" name=""/>
+                    <pic:cNvPicPr/>
+                  </pic:nvPicPr>
+                  <pic:blipFill>
+                    <a:blip r:embed="rId19"/>
+                    <a:stretch>
+                      <a:fillRect/>
+                    </a:stretch>
+                  </pic:blipFill>
+                  <pic:spPr>
+                    <a:xfrm>
+                      <a:off x="0" y="0"/>
+                      <a:ext cx="5731510" cy="4034155"/>
+                    </a:xfrm>
+                    <a:prstGeom prst="rect">
+                      <a:avLst/>
+                    </a:prstGeom>
+                  </pic:spPr>
+                </pic:pic>
+              </a:graphicData>
+            </a:graphic>
+          </wp:inline>
+        </w:drawing>
+      </w:r>
+      <w:r>
         <w:br w:type="page"/>
       </w:r>
     </w:p>
-    <w:p>
-      <w:pPr>
-        <w:rPr>
-          <w:rFonts w:eastAsiaTheme="minorEastAsia"/>
-          <w:lang w:val="en-GB"/>
+    <w:p/>
+    <w:p>
+      <w:pPr>
+        <w:rPr>
+          <w:rFonts w:eastAsiaTheme="minorEastAsia"/>
+          <w:lang w:val="en-US"/>
         </w:rPr>
       </w:pPr>
     </w:p>
@@ -8133,7 +8426,7 @@
           <w:r>
             <w:t xml:space="preserve">Bruns, N. E., Noyce, G. L., and Kirwan, M. L.: The role of geomorphology in mediating biomass allocation impacts on salt-marsh resilience and carbon accumulation, Estuar., Coast. Shelf Sci., 327, 109549, </w:t>
           </w:r>
-          <w:hyperlink r:id="rId13" w:history="1">
+          <w:hyperlink r:id="rId20" w:history="1">
             <w:r>
               <w:rPr>
                 <w:rStyle w:val="Hyperlink"/>
@@ -8152,7 +8445,7 @@
           <w:r>
             <w:t xml:space="preserve">Kirwan, M. L. and Mudd, S. M.: Response of salt-marsh carbon accumulation to climate change, Nature, 489, 550–553, </w:t>
           </w:r>
-          <w:hyperlink r:id="rId14" w:history="1">
+          <w:hyperlink r:id="rId21" w:history="1">
             <w:r>
               <w:rPr>
                 <w:rStyle w:val="Hyperlink"/>
@@ -8171,7 +8464,7 @@
           <w:r>
             <w:t xml:space="preserve">Mudd, S. M., Howell, S. M., and Morris, J. T.: Impact of dynamic feedbacks between sedimentation, sea-level rise, and biomass production on near-surface marsh stratigraphy and carbon accumulation, Estuar., Coast. Shelf Sci., 82, 377–389, </w:t>
           </w:r>
-          <w:hyperlink r:id="rId15" w:history="1">
+          <w:hyperlink r:id="rId22" w:history="1">
             <w:r>
               <w:rPr>
                 <w:rStyle w:val="Hyperlink"/>
@@ -8190,7 +8483,7 @@
           <w:r>
             <w:t xml:space="preserve">Ouyang, X. and Lee, S. Y.: Improved estimates on global carbon stock and carbon pools in tidal wetlands, Nat. Commun., 11, 317, </w:t>
           </w:r>
-          <w:hyperlink r:id="rId16" w:history="1">
+          <w:hyperlink r:id="rId23" w:history="1">
             <w:r>
               <w:rPr>
                 <w:rStyle w:val="Hyperlink"/>
@@ -8209,7 +8502,7 @@
           <w:r>
             <w:t xml:space="preserve">Polito, C. P.: Correlations for Estimating Coefficients for the Prediction of Maximum and Minimum Index Void Ratios for Mixtures of Sand and Non-Plastic Silt, Geotechnics, 3, 1033–1046, </w:t>
           </w:r>
-          <w:hyperlink r:id="rId17" w:history="1">
+          <w:hyperlink r:id="rId24" w:history="1">
             <w:r>
               <w:rPr>
                 <w:rStyle w:val="Hyperlink"/>
@@ -8228,7 +8521,7 @@
           <w:r>
             <w:t xml:space="preserve">Robinson, D. A., Thomas, A., Reinsch, S., Lebron, I., Feeney, C. J., Maskell, L. C., Wood, C. M., Seaton, F. M., Emmett, B. A., and Cosby, B. J.: Analytical modelling of soil porosity and bulk density across the soil organic matter and land-use continuum, Sci. Rep., 12, 7085, </w:t>
           </w:r>
-          <w:hyperlink r:id="rId18" w:history="1">
+          <w:hyperlink r:id="rId25" w:history="1">
             <w:r>
               <w:rPr>
                 <w:rStyle w:val="Hyperlink"/>
@@ -8247,7 +8540,7 @@
           <w:r>
             <w:t xml:space="preserve">Suravi, K. N., Attenborough, K., Taherzadeh, S., Macdonald, A. J., Powlson, D. S., Ashton, R. W., and Whalley, W. R.: The effect of organic carbon content on soil compression characteristics, Soil Tillage Res., 209, 104975, </w:t>
           </w:r>
-          <w:hyperlink r:id="rId19" w:history="1">
+          <w:hyperlink r:id="rId26" w:history="1">
             <w:r>
               <w:rPr>
                 <w:rStyle w:val="Hyperlink"/>
@@ -10031,10 +10324,10 @@
   </w:font>
   <w:font w:name="Wingdings">
     <w:panose1 w:val="05000000000000000000"/>
-    <w:charset w:val="4D"/>
-    <w:family w:val="decorative"/>
+    <w:charset w:val="02"/>
+    <w:family w:val="auto"/>
     <w:pitch w:val="variable"/>
-    <w:sig w:usb0="00000003" w:usb1="00000000" w:usb2="00000000" w:usb3="00000000" w:csb0="80000001" w:csb1="00000000"/>
+    <w:sig w:usb0="00000000" w:usb1="10000000" w:usb2="00000000" w:usb3="00000000" w:csb0="80000000" w:csb1="00000000"/>
   </w:font>
   <w:font w:name="Symbol">
     <w:panose1 w:val="05050102010706020507"/>
@@ -10078,11 +10371,17 @@
     <w:rsidRoot w:val="00E74108"/>
     <w:rsid w:val="00103265"/>
     <w:rsid w:val="0024497A"/>
+    <w:rsid w:val="002C1836"/>
     <w:rsid w:val="00365EA6"/>
     <w:rsid w:val="008D289B"/>
+    <w:rsid w:val="009C7DA0"/>
+    <w:rsid w:val="00B17AF5"/>
     <w:rsid w:val="00B93A34"/>
     <w:rsid w:val="00CA3F15"/>
+    <w:rsid w:val="00DF6312"/>
     <w:rsid w:val="00E74108"/>
+    <w:rsid w:val="00F4396E"/>
+    <w:rsid w:val="00F65373"/>
     <w:rsid w:val="00FC40F5"/>
   </w:rsids>
   <m:mathPr>
